--- a/traverse/business/client-agreement.docx
+++ b/traverse/business/client-agreement.docx
@@ -1249,13 +1249,42 @@
           <w:b/>
           <w:bCs/>
         </w:rPr>
-        <w:t xml:space="preserve">9.3 Founding clients and pilots.</w:t>
-      </w:r>
-      <w:r>
-        <w:t xml:space="preserve"> </w:t>
-      </w:r>
-      <w:r>
-        <w:t xml:space="preserve">If the Order Form gives a founding-client discount or free pilot, those terms apply as stated there. A free pilot is offered once per client; at its end the subscription starts and is billed unless the Client cancels before the pilot ends.</w:t>
+        <w:t xml:space="preserve">9.3 Setup and the money-back guarantee.</w:t>
+      </w:r>
+      <w:r>
+        <w:t xml:space="preserve"> </w:t>
+      </w:r>
+      <w:r>
+        <w:t xml:space="preserve">The first payment is charged when the Client subscribes. Traverse then sets up the Client’s Install (its towns, branding, sign-in codes, prices and terms) within 2 business days (Monday to Friday, except US federal holidays), or longer only while Traverse is waiting on something it needs from the Client, and tells the Client the day the Install is live (the</w:t>
+      </w:r>
+      <w:r>
+        <w:t xml:space="preserve"> </w:t>
+      </w:r>
+      <w:r>
+        <w:rPr>
+          <w:b/>
+          <w:bCs/>
+        </w:rPr>
+        <w:t xml:space="preserve">“Go-Live Date”</w:t>
+      </w:r>
+      <w:r>
+        <w:t xml:space="preserve">). If the Client is not satisfied, it may cancel by email to</w:t>
+      </w:r>
+      <w:r>
+        <w:t xml:space="preserve"> </w:t>
+      </w:r>
+      <w:r>
+        <w:rPr>
+          <w:b/>
+          <w:bCs/>
+        </w:rPr>
+        <w:t xml:space="preserve">billing@traverseplatforms.com</w:t>
+      </w:r>
+      <w:r>
+        <w:t xml:space="preserve"> </w:t>
+      </w:r>
+      <w:r>
+        <w:t xml:space="preserve">at any time before the Go-Live Date or within 7 days after it, and Traverse will refund that first payment in full and end the subscription. The guarantee applies once per client, to its first subscription.</w:t>
       </w:r>
     </w:p>
     <w:p>
@@ -1309,7 +1338,7 @@
         <w:t xml:space="preserve"> </w:t>
       </w:r>
       <w:r>
-        <w:t xml:space="preserve">Traverse may change its prices for any renewal by giving at least 30 days’ notice before the renewal date. Founding-client discounts last for the period stated on the Order Form.</w:t>
+        <w:t xml:space="preserve">Traverse may change its prices for any renewal by giving at least 30 days’ notice before the renewal date. For a founding client, the list price on its Order Form is locked in: it does not increase while the subscription continues without a break. The founding-client discount itself lasts only for the period stated on the Order Form (the first 12 months); after that the Client pays that locked-in list price.</w:t>
       </w:r>
     </w:p>
     <w:p>
@@ -1327,7 +1356,7 @@
         <w:t xml:space="preserve"> </w:t>
       </w:r>
       <w:r>
-        <w:t xml:space="preserve">Fees are non-refundable except as this Agreement expressly provides (§2.6, §10.4, §14.1).</w:t>
+        <w:t xml:space="preserve">Fees are non-refundable except as this Agreement expressly provides (§2.6, §9.3, §10.4, §14.1).</w:t>
       </w:r>
     </w:p>
     <w:p>
@@ -2424,7 +2453,35 @@
               <w:pStyle w:val="Compact"/>
             </w:pPr>
             <w:r>
-              <w:t xml:space="preserve">[Yes / No]. If yes (the company signs up within a year of Traverse’s first paying client): a free 7-day pilot, then the founding prices on this Order Form (about 25% off, in whole dollars) for the first 12 months, and the list price on this Order Form does not rise while the subscription continues</w:t>
+              <w:t xml:space="preserve">[Yes / No]. If yes (the company signs up within a year of Traverse’s first paying client): the founding prices on this Order Form (about 25% off, in whole dollars) for the first 12 months, and the list price on this Order Form is locked in for as long as the subscription continues without a break (§9.6)</w:t>
+            </w:r>
+          </w:p>
+        </w:tc>
+      </w:tr>
+      <w:tr>
+        <w:tc>
+          <w:tcPr/>
+          <w:p>
+            <w:pPr>
+              <w:pStyle w:val="Compact"/>
+            </w:pPr>
+            <w:r>
+              <w:rPr>
+                <w:b/>
+                <w:bCs/>
+              </w:rPr>
+              <w:t xml:space="preserve">Setup and guarantee</w:t>
+            </w:r>
+          </w:p>
+        </w:tc>
+        <w:tc>
+          <w:tcPr/>
+          <w:p>
+            <w:pPr>
+              <w:pStyle w:val="Compact"/>
+            </w:pPr>
+            <w:r>
+              <w:t xml:space="preserve">Install set up within 2 business days of the first payment; 7-day money-back guarantee from the Go-Live Date (§9.3)</w:t>
             </w:r>
           </w:p>
         </w:tc>
@@ -2581,7 +2638,7 @@
         <w:pStyle w:val="FirstParagraph"/>
       </w:pPr>
       <w:r>
-        <w:t xml:space="preserve">This Order Form is governed by the Traverse Subscription Agreement version 1, dated 26 October 2026, which the Client has read and accepts.</w:t>
+        <w:t xml:space="preserve">This Order Form is governed by the Traverse Subscription Agreement version 2, dated 27 October 2026, which the Client has read and accepts.</w:t>
       </w:r>
     </w:p>
     <w:p>
